--- a/协作/模板/附件A-代码审查清单.docx
+++ b/协作/模板/附件A-代码审查清单.docx
@@ -138,12 +138,12 @@
     </w:p>
     <w:p>
       <w:r>
-        <w:t>代码评审（G4）用它当检查项全集；07-代码评审记录的「检查项编号」必须来自这里。</w:t>
+        <w:t>架构契约设计员产出并冻结；检查项编号由本清单唯一分配，审查报告只能引用、不得自造。</w:t>
       </w:r>
     </w:p>
     <w:p>
       <w:r>
-        <w:t>冻结后要改，必须记一条变更并重新评审；结论只能填：同意 / 驳回 / 不适用。</w:t>
+        <w:t>冻结后要改，必须记一条变更并重新评审；结论只能是 同意 / 驳回 / 不适用。</w:t>
       </w:r>
     </w:p>
     <w:p>
@@ -204,7 +204,7 @@
           </w:tcPr>
           <w:p>
             <w:r>
-              <w:t>证据编号</w:t>
+              <w:t>证据指针</w:t>
             </w:r>
           </w:p>
         </w:tc>
@@ -236,7 +236,7 @@
           </w:tcPr>
           <w:p>
             <w:r>
-              <w:t>改动范围与 06-改动清单 一致，没有顺手改无关文件</w:t>
+              <w:t>改动范围与 14-改动清单 一致，没有顺手改无关文件</w:t>
             </w:r>
           </w:p>
         </w:tc>
@@ -356,7 +356,7 @@
           </w:tcPr>
           <w:p>
             <w:r>
-              <w:t>资源使用有上限（内存/句柄/超时），失败会释放</w:t>
+              <w:t>资源使用有上限，失败会释放</w:t>
             </w:r>
           </w:p>
         </w:tc>
@@ -516,7 +516,7 @@
           </w:tcPr>
           <w:p>
             <w:r>
-              <w:t>复杂分支有注释说明「为什么」而不是「做了什么」</w:t>
+              <w:t>复杂分支有注释说明「为什么」</w:t>
             </w:r>
           </w:p>
         </w:tc>
@@ -556,7 +556,7 @@
           </w:tcPr>
           <w:p>
             <w:r>
-              <w:t>新增行为有对应验收标准（验收编号可追溯）</w:t>
+              <w:t>新增行为有对应验收标准（验收ID可追溯）</w:t>
             </w:r>
           </w:p>
         </w:tc>
